--- a/data/ai_texts/AI_text_117.docx
+++ b/data/ai_texts/AI_text_117.docx
@@ -24,7 +24,7 @@
     </w:p>
     <w:p>
       <w:r>
-        <w:t>The Patient Protection and Affordable Care Act (ACA) represents a significant federal healthcare policy aimed at expanding access to healthcare through mechanisms such as Medicaid expansion. This policy's primary objective is to increase healthcare coverage for low-income individuals by enabling states to broaden Medicaid eligibility, thereby reducing the number of uninsured Americans (Ref-s433690). Implementation of the ACA involves a collaborative effort between federal and state governments, with the federal government providing substantial financial support to states that choose to expand Medicaid. Key features of the ACA include the establishment of health insurance marketplaces and the requirement for insurance plans to cover essential health benefits. By mandating coverage for pre-existing conditions and promoting preventative care, the ACA seeks to enhance the overall quality of healthcare services and improve health outcomes nationwide, reflecting its comprehensive approach to reforming the healthcare system.</w:t>
+        <w:t>The Patient Protection and Affordable Care Act (ACA) represents a significant federal healthcare policy aimed at expanding access to healthcare through mechanisms such as Medicaid expansion. This policy's primary objective is to increase healthcare coverage for low-income individuals by enabling states to broaden Medicaid eligibility, thereby reducing the number of uninsured Americans (Ref-f378024). Implementation of the ACA involves a collaborative effort between federal and state governments, with the federal government providing substantial financial support to states that choose to expand Medicaid. Key features of the ACA include the establishment of health insurance marketplaces and the requirement for insurance plans to cover essential health benefits. By mandating coverage for pre-existing conditions and promoting preventative care, the ACA seeks to enhance the overall quality of healthcare services and improve health outcomes nationwide, reflecting its comprehensive approach to reforming the healthcare system.</w:t>
       </w:r>
     </w:p>
     <w:p>
@@ -34,12 +34,12 @@
     </w:p>
     <w:p>
       <w:r>
-        <w:t>Louisiana's healthcare policy landscape is notably influenced by its implementation of Medicaid expansion under the ACA, aimed at improving healthcare access for low-income residents. The state's approach focuses on reducing uncompensated care costs at hospitals, which has been identified as a significant issue within its healthcare system (Ref-u975495). Through Medicaid expansion, Louisiana has sought to increase coverage and utilization of healthcare services, particularly benefiting vulnerable populations such as women with breast cancer, who experienced reduced rates of uninsured status (Ref-u975495). The execution of this policy involves targeted efforts to address regional disparities and enhance healthcare outcomes by expanding eligibility and coverage. Overall, Louisiana's policy underscores an attempt to tailor federal objectives to meet local healthcare needs, reflecting a nuanced approach to public health challenges within the state.</w:t>
+        <w:t>Louisiana's healthcare policy landscape is notably influenced by its implementation of Medicaid expansion under the ACA, aimed at improving healthcare access for low-income residents. The state's approach focuses on reducing uncompensated care costs at hospitals, which has been identified as a significant issue within its healthcare system (Ref-s481203). Through Medicaid expansion, Louisiana has sought to increase coverage and utilization of healthcare services, particularly benefiting vulnerable populations such as women with breast cancer, who experienced reduced rates of uninsured status (Ref-s481203). The execution of this policy involves targeted efforts to address regional disparities and enhance healthcare outcomes by expanding eligibility and coverage. Overall, Louisiana's policy underscores an attempt to tailor federal objectives to meet local healthcare needs, reflecting a nuanced approach to public health challenges within the state.</w:t>
       </w:r>
     </w:p>
     <w:p>
       <w:r>
-        <w:t>The contrast between federal healthcare policy and Louisiana's state policy is evident in several key areas, including coverage, funding, and regulatory approaches. The ACA's federal framework aims to standardize healthcare access across states, promoting broad Medicaid expansion to reduce the number of uninsured individuals nationwide (Ref-u853506). In contrast, Louisiana's implementation of Medicaid expansion under the ACA is specifically designed to address local healthcare challenges, such as high uncompensated care costs at hospitals, through targeted state-level interventions (Ref-u853506). While both policies emphasize expanding healthcare access, the federal approach provides overarching guidelines and financial incentives, whereas Louisiana tailors these to mitigate state-specific issues and disparities. Additionally, regulatory differences arise as Louisiana adapts federal mandates to its unique demographic and economic context, illustrating the complex interplay between national objectives and regional execution.</w:t>
+        <w:t>The contrast between federal healthcare policy and Louisiana's state policy is evident in several key areas, including coverage, funding, and regulatory approaches. The ACA's federal framework aims to standardize healthcare access across states, promoting broad Medicaid expansion to reduce the number of uninsured individuals nationwide (Ref-s473193). In contrast, Louisiana's implementation of Medicaid expansion under the ACA is specifically designed to address local healthcare challenges, such as high uncompensated care costs at hospitals, through targeted state-level interventions (Ref-s473193). While both policies emphasize expanding healthcare access, the federal approach provides overarching guidelines and financial incentives, whereas Louisiana tailors these to mitigate state-specific issues and disparities. Additionally, regulatory differences arise as Louisiana adapts federal mandates to its unique demographic and economic context, illustrating the complex interplay between national objectives and regional execution.</w:t>
       </w:r>
     </w:p>
     <w:p>
